--- a/CHAPTER 4_Kavach-X.docx
+++ b/CHAPTER 4_Kavach-X.docx
@@ -757,17 +757,164 @@
         <w:spacing w:after="0" w:line="360" w:lineRule="auto"/>
         <w:jc w:val="right"/>
       </w:pPr>
-      <w:r>
-        <w:rPr>
+    </w:p>
+    <w:p>
+      <w:pPr>
+        <w:spacing w:before="120" w:after="120"/>
+        <w:rPr>
+          <w:rFonts w:ascii="Times New Roman" w:hAnsi="Times New Roman" w:cs="Times New Roman"/>
+          <w:b/>
+          <w:sz w:val="24"/>
+          <w:szCs w:val="24"/>
+          <w:lang w:val="en-US"/>
+        </w:rPr>
+      </w:pPr>
+    </w:p>
+    <w:p>
+      <w:pPr>
+        <w:spacing w:before="120" w:after="120"/>
+        <w:rPr>
+          <w:rFonts w:ascii="Times New Roman" w:hAnsi="Times New Roman" w:cs="Times New Roman"/>
+          <w:b/>
+          <w:sz w:val="24"/>
+          <w:szCs w:val="24"/>
+          <w:lang w:val="en-US"/>
+        </w:rPr>
+      </w:pPr>
+    </w:p>
+    <w:p>
+      <w:pPr>
+        <w:spacing w:before="120" w:after="120"/>
+        <w:rPr>
+          <w:rFonts w:ascii="Times New Roman" w:hAnsi="Times New Roman" w:cs="Times New Roman"/>
+          <w:b/>
+          <w:sz w:val="24"/>
+          <w:szCs w:val="24"/>
+          <w:lang w:val="en-US"/>
+        </w:rPr>
+      </w:pPr>
+    </w:p>
+    <w:p>
+      <w:pPr>
+        <w:spacing w:before="120" w:after="120"/>
+        <w:rPr>
+          <w:rFonts w:ascii="Times New Roman" w:hAnsi="Times New Roman" w:cs="Times New Roman"/>
+          <w:b/>
+          <w:sz w:val="24"/>
+          <w:szCs w:val="24"/>
+          <w:lang w:val="en-US"/>
+        </w:rPr>
+      </w:pPr>
+    </w:p>
+    <w:p>
+      <w:pPr>
+        <w:spacing w:before="120" w:after="120"/>
+        <w:rPr>
+          <w:rFonts w:ascii="Times New Roman" w:hAnsi="Times New Roman" w:cs="Times New Roman"/>
+          <w:b/>
+          <w:sz w:val="24"/>
+          <w:szCs w:val="24"/>
+          <w:lang w:val="en-US"/>
+        </w:rPr>
+      </w:pPr>
+    </w:p>
+    <w:p>
+      <w:pPr>
+        <w:spacing w:before="120" w:after="120"/>
+        <w:rPr>
+          <w:rFonts w:ascii="Times New Roman" w:hAnsi="Times New Roman" w:cs="Times New Roman"/>
+          <w:b/>
+          <w:sz w:val="24"/>
+          <w:szCs w:val="24"/>
+          <w:lang w:val="en-US"/>
+        </w:rPr>
+      </w:pPr>
+    </w:p>
+    <w:p>
+      <w:pPr>
+        <w:spacing w:before="120" w:after="120"/>
+        <w:rPr>
+          <w:rFonts w:ascii="Times New Roman" w:hAnsi="Times New Roman" w:cs="Times New Roman"/>
+          <w:b/>
+          <w:sz w:val="24"/>
+          <w:szCs w:val="24"/>
+          <w:lang w:val="en-US"/>
+        </w:rPr>
+      </w:pPr>
+    </w:p>
+    <w:p>
+      <w:pPr>
+        <w:spacing w:before="120" w:after="120"/>
+        <w:rPr>
+          <w:rFonts w:ascii="Times New Roman" w:hAnsi="Times New Roman" w:cs="Times New Roman"/>
+          <w:b/>
+          <w:sz w:val="24"/>
+          <w:szCs w:val="24"/>
+          <w:lang w:val="en-US"/>
+        </w:rPr>
+      </w:pPr>
+    </w:p>
+    <w:p>
+      <w:pPr>
+        <w:spacing w:before="120" w:after="120"/>
+        <w:rPr>
+          <w:rFonts w:ascii="Times New Roman" w:hAnsi="Times New Roman" w:cs="Times New Roman"/>
+          <w:b/>
+          <w:sz w:val="24"/>
+          <w:szCs w:val="24"/>
+          <w:lang w:val="en-US"/>
+        </w:rPr>
+      </w:pPr>
+    </w:p>
+    <w:p>
+      <w:pPr>
+        <w:spacing w:before="120" w:after="120"/>
+        <w:rPr>
+          <w:rFonts w:ascii="Times New Roman" w:hAnsi="Times New Roman" w:cs="Times New Roman"/>
+          <w:b/>
+          <w:sz w:val="28"/>
+          <w:szCs w:val="28"/>
+          <w:lang w:val="en-US"/>
+        </w:rPr>
+      </w:pPr>
+      <w:r>
+        <w:rPr>
+          <w:rFonts w:ascii="Times New Roman" w:hAnsi="Times New Roman" w:cs="Times New Roman"/>
+          <w:b/>
+          <w:sz w:val="28"/>
+          <w:szCs w:val="28"/>
+          <w:lang w:val="en-US"/>
+        </w:rPr>
+        <w:lastRenderedPageBreak/>
+        <w:t xml:space="preserve">4.5 Flow Diagram </w:t>
+      </w:r>
+    </w:p>
+    <w:p>
+      <w:pPr>
+        <w:spacing w:after="120"/>
+        <w:jc w:val="center"/>
+        <w:rPr>
+          <w:rFonts w:ascii="Times New Roman" w:hAnsi="Times New Roman" w:cs="Times New Roman"/>
+          <w:b/>
+          <w:sz w:val="24"/>
+          <w:szCs w:val="24"/>
+          <w:lang w:val="en-US"/>
+        </w:rPr>
+      </w:pPr>
+      <w:r>
+        <w:rPr>
+          <w:rFonts w:ascii="Times New Roman" w:hAnsi="Times New Roman" w:cs="Times New Roman"/>
+          <w:b/>
           <w:noProof/>
-          <w:lang w:val="en-US"/>
-        </w:rPr>
-        <w:lastRenderedPageBreak/>
+          <w:sz w:val="24"/>
+          <w:szCs w:val="24"/>
+          <w:lang w:val="en-US"/>
+        </w:rPr>
         <w:drawing>
           <wp:inline distT="0" distB="0" distL="0" distR="0">
-            <wp:extent cx="5731510" cy="8600440"/>
+            <wp:extent cx="5731510" cy="7446645"/>
             <wp:effectExtent l="19050" t="0" r="2540" b="0"/>
-            <wp:docPr id="4" name="Picture 3" descr="FlowChart_Kavach-X.jpeg"/>
+            <wp:docPr id="3" name="Picture 2" descr="Updated_image_kavach-x.jpeg"/>
             <wp:cNvGraphicFramePr>
               <a:graphicFrameLocks xmlns:a="http://schemas.openxmlformats.org/drawingml/2006/main" noChangeAspect="1"/>
             </wp:cNvGraphicFramePr>
@@ -775,7 +922,7 @@
               <a:graphicData uri="http://schemas.openxmlformats.org/drawingml/2006/picture">
                 <pic:pic xmlns:pic="http://schemas.openxmlformats.org/drawingml/2006/picture">
                   <pic:nvPicPr>
-                    <pic:cNvPr id="0" name="FlowChart_Kavach-X.jpeg"/>
+                    <pic:cNvPr id="0" name="Updated_image_kavach-x.jpeg"/>
                     <pic:cNvPicPr/>
                   </pic:nvPicPr>
                   <pic:blipFill>
@@ -787,7 +934,7 @@
                   <pic:spPr>
                     <a:xfrm>
                       <a:off x="0" y="0"/>
-                      <a:ext cx="5731510" cy="8600440"/>
+                      <a:ext cx="5731510" cy="7446645"/>
                     </a:xfrm>
                     <a:prstGeom prst="rect">
                       <a:avLst/>
@@ -803,13 +950,85 @@
     <w:p>
       <w:pPr>
         <w:spacing w:before="120" w:after="120"/>
-        <w:rPr>
-          <w:rFonts w:ascii="Times New Roman" w:hAnsi="Times New Roman" w:cs="Times New Roman"/>
+        <w:jc w:val="center"/>
+        <w:rPr>
+          <w:rFonts w:ascii="Times New Roman" w:hAnsi="Times New Roman" w:cs="Times New Roman"/>
+          <w:b/>
           <w:sz w:val="24"/>
           <w:szCs w:val="24"/>
           <w:lang w:val="en-US"/>
         </w:rPr>
       </w:pPr>
+      <w:r>
+        <w:rPr>
+          <w:rFonts w:ascii="Times New Roman" w:hAnsi="Times New Roman" w:cs="Times New Roman"/>
+          <w:b/>
+          <w:sz w:val="24"/>
+          <w:szCs w:val="24"/>
+          <w:lang w:val="en-US"/>
+        </w:rPr>
+        <w:t xml:space="preserve">Figure </w:t>
+      </w:r>
+      <w:r>
+        <w:rPr>
+          <w:rFonts w:ascii="Times New Roman" w:hAnsi="Times New Roman" w:cs="Times New Roman"/>
+          <w:b/>
+          <w:sz w:val="24"/>
+          <w:szCs w:val="24"/>
+          <w:lang w:val="en-US"/>
+        </w:rPr>
+        <w:t>4</w:t>
+      </w:r>
+      <w:r>
+        <w:rPr>
+          <w:rFonts w:ascii="Times New Roman" w:hAnsi="Times New Roman" w:cs="Times New Roman"/>
+          <w:b/>
+          <w:sz w:val="24"/>
+          <w:szCs w:val="24"/>
+          <w:lang w:val="en-US"/>
+        </w:rPr>
+        <w:t>.1</w:t>
+      </w:r>
+      <w:r>
+        <w:rPr>
+          <w:rFonts w:ascii="Times New Roman" w:hAnsi="Times New Roman" w:cs="Times New Roman"/>
+          <w:b/>
+          <w:sz w:val="24"/>
+          <w:szCs w:val="24"/>
+          <w:lang w:val="en-US"/>
+        </w:rPr>
+        <w:t>:</w:t>
+      </w:r>
+      <w:r>
+        <w:rPr>
+          <w:rFonts w:ascii="Times New Roman" w:hAnsi="Times New Roman" w:cs="Times New Roman"/>
+          <w:b/>
+          <w:sz w:val="24"/>
+          <w:szCs w:val="24"/>
+          <w:lang w:val="en-US"/>
+        </w:rPr>
+        <w:t xml:space="preserve"> </w:t>
+      </w:r>
+      <w:r>
+        <w:rPr>
+          <w:rFonts w:ascii="Times New Roman" w:hAnsi="Times New Roman" w:cs="Times New Roman"/>
+          <w:b/>
+          <w:sz w:val="24"/>
+          <w:szCs w:val="24"/>
+          <w:lang w:val="en-US"/>
+        </w:rPr>
+        <w:t>Flow Chart</w:t>
+      </w:r>
+      <w:r>
+        <w:rPr>
+          <w:rFonts w:ascii="Times New Roman" w:hAnsi="Times New Roman" w:cs="Times New Roman"/>
+          <w:b/>
+          <w:sz w:val="24"/>
+          <w:szCs w:val="24"/>
+          <w:lang w:val="en-US"/>
+        </w:rPr>
+        <w:t xml:space="preserve">  </w:t>
+      </w:r>
     </w:p>
     <w:sectPr>
       <w:headerReference w:type="default" r:id="rId11"/>
@@ -901,7 +1120,7 @@
             <w:szCs w:val="20"/>
           </w:rPr>
           <w:pict>
-            <v:shape id="Freeform: Shape 4" o:spid="_x0000_s1027" style="position:absolute;margin-left:1631.8pt;margin-top:771pt;width:450.75pt;height:5.3pt;rotation:180;z-index:-251655168;visibility:visible;mso-wrap-distance-left:0;mso-wrap-distance-right:0;mso-position-horizontal:right;mso-position-horizontal-relative:margin;mso-position-vertical-relative:page;mso-width-relative:margin;mso-height-relative:margin;v-text-anchor:middle" coordsize="10073,76" o:spt="100" o:gfxdata="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" adj="0,,0" path="m10073,64l,64,,76r10073,l10073,64xm10073,l,,,51r10073,l10073,xe" fillcolor="#500000" stroked="f">
+            <v:shape id="Freeform: Shape 4" o:spid="_x0000_s1027" style="position:absolute;margin-left:2042.55pt;margin-top:771pt;width:450.75pt;height:5.3pt;rotation:180;z-index:-251655168;visibility:visible;mso-wrap-distance-left:0;mso-wrap-distance-right:0;mso-position-horizontal:right;mso-position-horizontal-relative:margin;mso-position-vertical-relative:page;mso-width-relative:margin;mso-height-relative:margin;v-text-anchor:middle" coordsize="10073,76" o:spt="100" o:gfxdata="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" adj="0,,0" path="m10073,64l,64,,76r10073,l10073,64xm10073,l,,,51r10073,l10073,xe" fillcolor="#500000" stroked="f">
               <v:stroke joinstyle="round"/>
               <v:formulas/>
               <v:path arrowok="t" o:extrusionok="f" o:connecttype="segments"/>
@@ -998,7 +1217,7 @@
             <w:sz w:val="20"/>
             <w:szCs w:val="20"/>
           </w:rPr>
-          <w:t>25</w:t>
+          <w:t>26</w:t>
         </w:r>
         <w:r>
           <w:rPr>
@@ -1122,7 +1341,7 @@
         <w:szCs w:val="24"/>
       </w:rPr>
       <w:pict>
-        <v:shape id="Freeform: Shape 91" o:spid="_x0000_s1026" style="position:absolute;margin-left:1631.8pt;margin-top:54pt;width:450.75pt;height:4.5pt;z-index:-251657216;visibility:visible;mso-wrap-distance-left:0;mso-wrap-distance-right:0;mso-position-horizontal:right;mso-position-horizontal-relative:margin;mso-position-vertical-relative:page;mso-width-relative:margin;mso-height-relative:margin;v-text-anchor:middle" coordsize="10073,76" o:spt="100" o:gfxdata="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" adj="0,,0" path="m10073,64l,64,,76r10073,l10073,64xm10073,l,,,51r10073,l10073,xe" fillcolor="#500000" stroked="f">
+        <v:shape id="Freeform: Shape 91" o:spid="_x0000_s1026" style="position:absolute;margin-left:2042.55pt;margin-top:54pt;width:450.75pt;height:4.5pt;z-index:-251657216;visibility:visible;mso-wrap-distance-left:0;mso-wrap-distance-right:0;mso-position-horizontal:right;mso-position-horizontal-relative:margin;mso-position-vertical-relative:page;mso-width-relative:margin;mso-height-relative:margin;v-text-anchor:middle" coordsize="10073,76" o:spt="100" o:gfxdata="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" adj="0,,0" path="m10073,64l,64,,76r10073,l10073,64xm10073,l,,,51r10073,l10073,xe" fillcolor="#500000" stroked="f">
           <v:stroke joinstyle="round"/>
           <v:formulas/>
           <v:path arrowok="t" o:extrusionok="f" o:connecttype="segments"/>
@@ -3364,13 +3583,17 @@
   <a:extraClrSchemeLst/>
   <a:extLst>
     <a:ext uri="{05A4C25C-085E-4340-85A3-A5531E510DB2}">
-      <thm15:themeFamily xmlns:thm15="http://schemas.microsoft.com/office/thememl/2012/main" xmlns="" name="Office Theme" id="{62F939B6-93AF-4DB8-9C6B-D6C7DFDC589F}" vid="{4A3C46E8-61CC-4603-A589-7422A47A8E4A}"/>
+      <thm15:themeFamily xmlns="" xmlns:thm15="http://schemas.microsoft.com/office/thememl/2012/main" name="Office Theme" id="{62F939B6-93AF-4DB8-9C6B-D6C7DFDC589F}" vid="{4A3C46E8-61CC-4603-A589-7422A47A8E4A}"/>
     </a:ext>
   </a:extLst>
 </a:theme>
 </file>
 
 <file path=customXml/item1.xml><?xml version="1.0" encoding="utf-8"?>
+<b:Sources xmlns:b="http://schemas.openxmlformats.org/officeDocument/2006/bibliography" xmlns="http://schemas.openxmlformats.org/officeDocument/2006/bibliography" SelectedStyle="\APASixthEditionOfficeOnline.xsl" StyleName="APA" Version="6"/>
+</file>
+
+<file path=customXml/item2.xml><?xml version="1.0" encoding="utf-8"?>
 <inkml:ink xmlns:inkml="http://www.w3.org/2003/InkML">
   <inkml:definitions>
     <inkml:context xml:id="ctx0">
@@ -3398,22 +3621,18 @@
 </inkml:ink>
 </file>
 
-<file path=customXml/item2.xml><?xml version="1.0" encoding="utf-8"?>
-<b:Sources xmlns:b="http://schemas.openxmlformats.org/officeDocument/2006/bibliography" xmlns="http://schemas.openxmlformats.org/officeDocument/2006/bibliography" SelectedStyle="\APASixthEditionOfficeOnline.xsl" StyleName="APA" Version="6"/>
+<file path=customXml/itemProps1.xml><?xml version="1.0" encoding="utf-8"?>
+<ds:datastoreItem xmlns:ds="http://schemas.openxmlformats.org/officeDocument/2006/customXml" ds:itemID="{5BDD954D-52D9-488C-9C59-CC2AA8905159}">
+  <ds:schemaRefs>
+    <ds:schemaRef ds:uri="http://schemas.openxmlformats.org/officeDocument/2006/bibliography"/>
+  </ds:schemaRefs>
+</ds:datastoreItem>
 </file>
 
-<file path=customXml/itemProps1.xml><?xml version="1.0" encoding="utf-8"?>
+<file path=customXml/itemProps2.xml><?xml version="1.0" encoding="utf-8"?>
 <ds:datastoreItem xmlns:ds="http://schemas.openxmlformats.org/officeDocument/2006/customXml" ds:itemID="{C7845985-F827-4E19-82E1-73F790E7A1F8}">
   <ds:schemaRefs>
     <ds:schemaRef ds:uri="http://www.w3.org/2003/InkML"/>
   </ds:schemaRefs>
 </ds:datastoreItem>
-</file>
-
-<file path=customXml/itemProps2.xml><?xml version="1.0" encoding="utf-8"?>
-<ds:datastoreItem xmlns:ds="http://schemas.openxmlformats.org/officeDocument/2006/customXml" ds:itemID="{5BDD954D-52D9-488C-9C59-CC2AA8905159}">
-  <ds:schemaRefs>
-    <ds:schemaRef ds:uri="http://schemas.openxmlformats.org/officeDocument/2006/bibliography"/>
-  </ds:schemaRefs>
-</ds:datastoreItem>
 </file>
--- a/CHAPTER 4_Kavach-X.docx
+++ b/CHAPTER 4_Kavach-X.docx
@@ -912,9 +912,9 @@
         </w:rPr>
         <w:drawing>
           <wp:inline distT="0" distB="0" distL="0" distR="0">
-            <wp:extent cx="5731510" cy="7446645"/>
+            <wp:extent cx="5731510" cy="7886700"/>
             <wp:effectExtent l="19050" t="0" r="2540" b="0"/>
-            <wp:docPr id="3" name="Picture 2" descr="Updated_image_kavach-x.jpeg"/>
+            <wp:docPr id="1" name="Picture 0" descr="Update(1).jpeg"/>
             <wp:cNvGraphicFramePr>
               <a:graphicFrameLocks xmlns:a="http://schemas.openxmlformats.org/drawingml/2006/main" noChangeAspect="1"/>
             </wp:cNvGraphicFramePr>
@@ -922,7 +922,7 @@
               <a:graphicData uri="http://schemas.openxmlformats.org/drawingml/2006/picture">
                 <pic:pic xmlns:pic="http://schemas.openxmlformats.org/drawingml/2006/picture">
                   <pic:nvPicPr>
-                    <pic:cNvPr id="0" name="Updated_image_kavach-x.jpeg"/>
+                    <pic:cNvPr id="0" name="Update(1).jpeg"/>
                     <pic:cNvPicPr/>
                   </pic:nvPicPr>
                   <pic:blipFill>
@@ -934,7 +934,7 @@
                   <pic:spPr>
                     <a:xfrm>
                       <a:off x="0" y="0"/>
-                      <a:ext cx="5731510" cy="7446645"/>
+                      <a:ext cx="5731510" cy="7886700"/>
                     </a:xfrm>
                     <a:prstGeom prst="rect">
                       <a:avLst/>
@@ -1120,7 +1120,7 @@
             <w:szCs w:val="20"/>
           </w:rPr>
           <w:pict>
-            <v:shape id="Freeform: Shape 4" o:spid="_x0000_s1027" style="position:absolute;margin-left:2042.55pt;margin-top:771pt;width:450.75pt;height:5.3pt;rotation:180;z-index:-251655168;visibility:visible;mso-wrap-distance-left:0;mso-wrap-distance-right:0;mso-position-horizontal:right;mso-position-horizontal-relative:margin;mso-position-vertical-relative:page;mso-width-relative:margin;mso-height-relative:margin;v-text-anchor:middle" coordsize="10073,76" o:spt="100" o:gfxdata="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" adj="0,,0" path="m10073,64l,64,,76r10073,l10073,64xm10073,l,,,51r10073,l10073,xe" fillcolor="#500000" stroked="f">
+            <v:shape id="Freeform: Shape 4" o:spid="_x0000_s1027" style="position:absolute;margin-left:2453.3pt;margin-top:771pt;width:450.75pt;height:5.3pt;rotation:180;z-index:-251655168;visibility:visible;mso-wrap-distance-left:0;mso-wrap-distance-right:0;mso-position-horizontal:right;mso-position-horizontal-relative:margin;mso-position-vertical-relative:page;mso-width-relative:margin;mso-height-relative:margin;v-text-anchor:middle" coordsize="10073,76" o:spt="100" o:gfxdata="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" adj="0,,0" path="m10073,64l,64,,76r10073,l10073,64xm10073,l,,,51r10073,l10073,xe" fillcolor="#500000" stroked="f">
               <v:stroke joinstyle="round"/>
               <v:formulas/>
               <v:path arrowok="t" o:extrusionok="f" o:connecttype="segments"/>
@@ -1217,7 +1217,7 @@
             <w:sz w:val="20"/>
             <w:szCs w:val="20"/>
           </w:rPr>
-          <w:t>26</w:t>
+          <w:t>25</w:t>
         </w:r>
         <w:r>
           <w:rPr>
@@ -1341,7 +1341,7 @@
         <w:szCs w:val="24"/>
       </w:rPr>
       <w:pict>
-        <v:shape id="Freeform: Shape 91" o:spid="_x0000_s1026" style="position:absolute;margin-left:2042.55pt;margin-top:54pt;width:450.75pt;height:4.5pt;z-index:-251657216;visibility:visible;mso-wrap-distance-left:0;mso-wrap-distance-right:0;mso-position-horizontal:right;mso-position-horizontal-relative:margin;mso-position-vertical-relative:page;mso-width-relative:margin;mso-height-relative:margin;v-text-anchor:middle" coordsize="10073,76" o:spt="100" o:gfxdata="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" adj="0,,0" path="m10073,64l,64,,76r10073,l10073,64xm10073,l,,,51r10073,l10073,xe" fillcolor="#500000" stroked="f">
+        <v:shape id="Freeform: Shape 91" o:spid="_x0000_s1026" style="position:absolute;margin-left:2453.3pt;margin-top:54pt;width:450.75pt;height:4.5pt;z-index:-251657216;visibility:visible;mso-wrap-distance-left:0;mso-wrap-distance-right:0;mso-position-horizontal:right;mso-position-horizontal-relative:margin;mso-position-vertical-relative:page;mso-width-relative:margin;mso-height-relative:margin;v-text-anchor:middle" coordsize="10073,76" o:spt="100" o:gfxdata="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" adj="0,,0" path="m10073,64l,64,,76r10073,l10073,64xm10073,l,,,51r10073,l10073,xe" fillcolor="#500000" stroked="f">
           <v:stroke joinstyle="round"/>
           <v:formulas/>
           <v:path arrowok="t" o:extrusionok="f" o:connecttype="segments"/>
@@ -3583,17 +3583,13 @@
   <a:extraClrSchemeLst/>
   <a:extLst>
     <a:ext uri="{05A4C25C-085E-4340-85A3-A5531E510DB2}">
-      <thm15:themeFamily xmlns="" xmlns:thm15="http://schemas.microsoft.com/office/thememl/2012/main" name="Office Theme" id="{62F939B6-93AF-4DB8-9C6B-D6C7DFDC589F}" vid="{4A3C46E8-61CC-4603-A589-7422A47A8E4A}"/>
+      <thm15:themeFamily xmlns:thm15="http://schemas.microsoft.com/office/thememl/2012/main" xmlns="" name="Office Theme" id="{62F939B6-93AF-4DB8-9C6B-D6C7DFDC589F}" vid="{4A3C46E8-61CC-4603-A589-7422A47A8E4A}"/>
     </a:ext>
   </a:extLst>
 </a:theme>
 </file>
 
 <file path=customXml/item1.xml><?xml version="1.0" encoding="utf-8"?>
-<b:Sources xmlns:b="http://schemas.openxmlformats.org/officeDocument/2006/bibliography" xmlns="http://schemas.openxmlformats.org/officeDocument/2006/bibliography" SelectedStyle="\APASixthEditionOfficeOnline.xsl" StyleName="APA" Version="6"/>
-</file>
-
-<file path=customXml/item2.xml><?xml version="1.0" encoding="utf-8"?>
 <inkml:ink xmlns:inkml="http://www.w3.org/2003/InkML">
   <inkml:definitions>
     <inkml:context xml:id="ctx0">
@@ -3621,18 +3617,22 @@
 </inkml:ink>
 </file>
 
+<file path=customXml/item2.xml><?xml version="1.0" encoding="utf-8"?>
+<b:Sources xmlns:b="http://schemas.openxmlformats.org/officeDocument/2006/bibliography" xmlns="http://schemas.openxmlformats.org/officeDocument/2006/bibliography" SelectedStyle="\APASixthEditionOfficeOnline.xsl" StyleName="APA" Version="6"/>
+</file>
+
 <file path=customXml/itemProps1.xml><?xml version="1.0" encoding="utf-8"?>
+<ds:datastoreItem xmlns:ds="http://schemas.openxmlformats.org/officeDocument/2006/customXml" ds:itemID="{C7845985-F827-4E19-82E1-73F790E7A1F8}">
+  <ds:schemaRefs>
+    <ds:schemaRef ds:uri="http://www.w3.org/2003/InkML"/>
+  </ds:schemaRefs>
+</ds:datastoreItem>
+</file>
+
+<file path=customXml/itemProps2.xml><?xml version="1.0" encoding="utf-8"?>
 <ds:datastoreItem xmlns:ds="http://schemas.openxmlformats.org/officeDocument/2006/customXml" ds:itemID="{5BDD954D-52D9-488C-9C59-CC2AA8905159}">
   <ds:schemaRefs>
     <ds:schemaRef ds:uri="http://schemas.openxmlformats.org/officeDocument/2006/bibliography"/>
   </ds:schemaRefs>
 </ds:datastoreItem>
-</file>
-
-<file path=customXml/itemProps2.xml><?xml version="1.0" encoding="utf-8"?>
-<ds:datastoreItem xmlns:ds="http://schemas.openxmlformats.org/officeDocument/2006/customXml" ds:itemID="{C7845985-F827-4E19-82E1-73F790E7A1F8}">
-  <ds:schemaRefs>
-    <ds:schemaRef ds:uri="http://www.w3.org/2003/InkML"/>
-  </ds:schemaRefs>
-</ds:datastoreItem>
 </file>